--- a/docs/6k/diploma/МПР2026-Отзыв_руководителя_ВКР.docx
+++ b/docs/6k/diploma/МПР2026-Отзыв_руководителя_ВКР.docx
@@ -1,6 +1,6 @@
 
 <file path=word/document.xml><?xml version="1.0" encoding="utf-8"?>
-<w:document xmlns:wpc="http://schemas.microsoft.com/office/word/2010/wordprocessingCanvas" xmlns:cx="http://schemas.microsoft.com/office/drawing/2014/chartex" xmlns:cx1="http://schemas.microsoft.com/office/drawing/2015/9/8/chartex" xmlns:mc="http://schemas.openxmlformats.org/markup-compatibility/2006" xmlns:o="urn:schemas-microsoft-com:office:office" xmlns:r="http://schemas.openxmlformats.org/officeDocument/2006/relationships" xmlns:m="http://schemas.openxmlformats.org/officeDocument/2006/math" xmlns:v="urn:schemas-microsoft-com:vml" xmlns:wp14="http://schemas.microsoft.com/office/word/2010/wordprocessingDrawing" xmlns:wp="http://schemas.openxmlformats.org/drawingml/2006/wordprocessingDrawing" xmlns:w10="urn:schemas-microsoft-com:office:word" xmlns:w="http://schemas.openxmlformats.org/wordprocessingml/2006/main" xmlns:w14="http://schemas.microsoft.com/office/word/2010/wordml" xmlns:w15="http://schemas.microsoft.com/office/word/2012/wordml" xmlns:w16se="http://schemas.microsoft.com/office/word/2015/wordml/symex" xmlns:wpg="http://schemas.microsoft.com/office/word/2010/wordprocessingGroup" xmlns:wpi="http://schemas.microsoft.com/office/word/2010/wordprocessingInk" xmlns:wne="http://schemas.microsoft.com/office/word/2006/wordml" xmlns:wps="http://schemas.microsoft.com/office/word/2010/wordprocessingShape" mc:Ignorable="w14 w15 w16se wp14">
+<w:document xmlns:wpc="http://schemas.microsoft.com/office/word/2010/wordprocessingCanvas" xmlns:cx="http://schemas.microsoft.com/office/drawing/2014/chartex" xmlns:cx1="http://schemas.microsoft.com/office/drawing/2015/9/8/chartex" xmlns:cx2="http://schemas.microsoft.com/office/drawing/2015/10/21/chartex" xmlns:cx3="http://schemas.microsoft.com/office/drawing/2016/5/9/chartex" xmlns:cx4="http://schemas.microsoft.com/office/drawing/2016/5/10/chartex" xmlns:cx5="http://schemas.microsoft.com/office/drawing/2016/5/11/chartex" xmlns:cx6="http://schemas.microsoft.com/office/drawing/2016/5/12/chartex" xmlns:cx7="http://schemas.microsoft.com/office/drawing/2016/5/13/chartex" xmlns:cx8="http://schemas.microsoft.com/office/drawing/2016/5/14/chartex" xmlns:mc="http://schemas.openxmlformats.org/markup-compatibility/2006" xmlns:aink="http://schemas.microsoft.com/office/drawing/2016/ink" xmlns:am3d="http://schemas.microsoft.com/office/drawing/2017/model3d" xmlns:o="urn:schemas-microsoft-com:office:office" xmlns:oel="http://schemas.microsoft.com/office/2019/extlst" xmlns:r="http://schemas.openxmlformats.org/officeDocument/2006/relationships" xmlns:m="http://schemas.openxmlformats.org/officeDocument/2006/math" xmlns:v="urn:schemas-microsoft-com:vml" xmlns:wp14="http://schemas.microsoft.com/office/word/2010/wordprocessingDrawing" xmlns:wp="http://schemas.openxmlformats.org/drawingml/2006/wordprocessingDrawing" xmlns:w10="urn:schemas-microsoft-com:office:word" xmlns:w="http://schemas.openxmlformats.org/wordprocessingml/2006/main" xmlns:w14="http://schemas.microsoft.com/office/word/2010/wordml" xmlns:w15="http://schemas.microsoft.com/office/word/2012/wordml" xmlns:w16cex="http://schemas.microsoft.com/office/word/2018/wordml/cex" xmlns:w16cid="http://schemas.microsoft.com/office/word/2016/wordml/cid" xmlns:w16="http://schemas.microsoft.com/office/word/2018/wordml" xmlns:w16du="http://schemas.microsoft.com/office/word/2023/wordml/word16du" xmlns:w16sdtdh="http://schemas.microsoft.com/office/word/2020/wordml/sdtdatahash" xmlns:w16sdtfl="http://schemas.microsoft.com/office/word/2024/wordml/sdtformatlock" xmlns:w16se="http://schemas.microsoft.com/office/word/2015/wordml/symex" xmlns:wpg="http://schemas.microsoft.com/office/word/2010/wordprocessingGroup" xmlns:wpi="http://schemas.microsoft.com/office/word/2010/wordprocessingInk" xmlns:wne="http://schemas.microsoft.com/office/word/2006/wordml" xmlns:wps="http://schemas.microsoft.com/office/word/2010/wordprocessingShape" mc:Ignorable="w14 w15 w16se w16cid w16 w16cex w16sdtdh w16sdtfl w16du wp14">
   <w:body>
     <w:p>
       <w:pPr>
@@ -256,11 +256,10 @@
     </w:p>
     <w:p>
       <w:pPr>
-        <w:spacing w:after="0" w:line="200" w:lineRule="atLeast"/>
         <w:jc w:val="center"/>
         <w:rPr>
           <w:rFonts w:ascii="Times New Roman" w:hAnsi="Times New Roman"/>
-          <w:color w:val="FF0000"/>
+          <w:color w:val="000000" w:themeColor="text1"/>
           <w:sz w:val="24"/>
           <w:szCs w:val="24"/>
         </w:rPr>
@@ -268,6 +267,7 @@
       <w:r>
         <w:rPr>
           <w:rFonts w:ascii="Times New Roman" w:hAnsi="Times New Roman"/>
+          <w:color w:val="000000" w:themeColor="text1"/>
           <w:sz w:val="24"/>
           <w:szCs w:val="24"/>
         </w:rPr>
@@ -276,6 +276,7 @@
       <w:r>
         <w:rPr>
           <w:rFonts w:ascii="Times New Roman" w:hAnsi="Times New Roman"/>
+          <w:color w:val="000000" w:themeColor="text1"/>
           <w:sz w:val="24"/>
           <w:szCs w:val="24"/>
         </w:rPr>
@@ -284,15 +285,17 @@
       <w:r>
         <w:rPr>
           <w:rFonts w:ascii="Times New Roman" w:hAnsi="Times New Roman"/>
-          <w:color w:val="FF0000"/>
+          <w:caps/>
+          <w:color w:val="000000" w:themeColor="text1"/>
           <w:sz w:val="24"/>
           <w:szCs w:val="24"/>
         </w:rPr>
-        <w:t>СЮДА ЗАПИСЫВАЕМ ТЕМУ ИЗ ПРИКАЗА БОЛЬШИМИ БУКВАМИ БЕЗ ПОДЧЕРКИВАНИЯ</w:t>
+        <w:t>Проектирование и разработка интерактивной информационной системы обучения и проверки навыков программирования</w:t>
       </w:r>
       <w:r>
         <w:rPr>
           <w:rFonts w:ascii="Times New Roman" w:hAnsi="Times New Roman"/>
+          <w:color w:val="000000" w:themeColor="text1"/>
           <w:sz w:val="24"/>
           <w:szCs w:val="24"/>
         </w:rPr>
@@ -317,60 +320,35 @@
         <w:jc w:val="center"/>
         <w:rPr>
           <w:rFonts w:ascii="Times New Roman" w:hAnsi="Times New Roman"/>
-          <w:color w:val="FF0000"/>
+          <w:color w:val="000000" w:themeColor="text1"/>
           <w:sz w:val="24"/>
           <w:szCs w:val="24"/>
         </w:rPr>
       </w:pPr>
+      <w:proofErr w:type="spellStart"/>
       <w:r>
         <w:rPr>
           <w:rFonts w:ascii="Times New Roman" w:hAnsi="Times New Roman"/>
-          <w:color w:val="FF0000"/>
+          <w:color w:val="000000" w:themeColor="text1"/>
           <w:sz w:val="24"/>
           <w:szCs w:val="24"/>
         </w:rPr>
-        <w:t xml:space="preserve">СЮДА ЗАПИСЫВАЕМ </w:t>
+        <w:t>Голосуев</w:t>
+      </w:r>
+      <w:proofErr w:type="spellEnd"/>
+      <w:r>
+        <w:rPr>
+          <w:rFonts w:ascii="Times New Roman" w:hAnsi="Times New Roman"/>
+          <w:color w:val="000000" w:themeColor="text1"/>
+          <w:sz w:val="24"/>
+          <w:szCs w:val="24"/>
+        </w:rPr>
+        <w:t xml:space="preserve"> Данил Витальевич</w:t>
       </w:r>
       <w:r>
         <w:rPr>
           <w:rFonts w:ascii="Times New Roman" w:hAnsi="Times New Roman"/>
-          <w:color w:val="FF0000"/>
-          <w:sz w:val="24"/>
-          <w:szCs w:val="24"/>
-        </w:rPr>
-        <w:t>сво</w:t>
-      </w:r>
-      <w:r>
-        <w:rPr>
-          <w:rFonts w:ascii="Times New Roman" w:hAnsi="Times New Roman"/>
-          <w:color w:val="FF0000"/>
-          <w:sz w:val="24"/>
-          <w:szCs w:val="24"/>
-        </w:rPr>
-        <w:t>ю Фамилию</w:t>
-      </w:r>
-      <w:r>
-        <w:rPr>
-          <w:rFonts w:ascii="Times New Roman" w:hAnsi="Times New Roman"/>
-          <w:color w:val="FF0000"/>
-          <w:sz w:val="24"/>
-          <w:szCs w:val="24"/>
-        </w:rPr>
-        <w:t xml:space="preserve"> Имя</w:t>
-      </w:r>
-      <w:r>
-        <w:rPr>
-          <w:rFonts w:ascii="Times New Roman" w:hAnsi="Times New Roman"/>
-          <w:color w:val="FF0000"/>
-          <w:sz w:val="24"/>
-          <w:szCs w:val="24"/>
-        </w:rPr>
-        <w:t xml:space="preserve"> Отчество</w:t>
-      </w:r>
-      <w:r>
-        <w:rPr>
-          <w:rFonts w:ascii="Times New Roman" w:hAnsi="Times New Roman"/>
-          <w:color w:val="FF0000"/>
+          <w:color w:val="000000" w:themeColor="text1"/>
           <w:sz w:val="24"/>
           <w:szCs w:val="24"/>
         </w:rPr>
@@ -506,7 +484,7 @@
           <w:sz w:val="24"/>
           <w:szCs w:val="24"/>
         </w:rPr>
-        <w:t xml:space="preserve">профиль)  </w:t>
+        <w:t xml:space="preserve">профиль) </w:t>
       </w:r>
       <w:r>
         <w:rPr>
@@ -563,7 +541,16 @@
           <w:sz w:val="24"/>
           <w:szCs w:val="24"/>
         </w:rPr>
-        <w:t>Текст отзыва</w:t>
+        <w:t>Дипломный проект "</w:t>
+      </w:r>
+      <w:r>
+        <w:rPr>
+          <w:rFonts w:ascii="Times New Roman" w:hAnsi="Times New Roman"/>
+          <w:color w:val="EE0000"/>
+          <w:sz w:val="24"/>
+          <w:szCs w:val="24"/>
+        </w:rPr>
+        <w:t>Проектирование и разработка интерактивной информационной системы обучения и проверки навыков программирования</w:t>
       </w:r>
       <w:r>
         <w:rPr>
@@ -572,7 +559,7 @@
           <w:sz w:val="24"/>
           <w:szCs w:val="24"/>
         </w:rPr>
-        <w:t xml:space="preserve"> </w:t>
+        <w:t>" является качественной и профессионально выполненной работой, отвечающей современным требованиям и стандартам. Студент продемонстрировал отличные знания в области программирования, умение решать сложные задачи и создавать полезные продукты. Рекомендую оценить данный проект на высоком уровне и считаю, что он заслуживает высокой оценки.</w:t>
       </w:r>
       <w:r>
         <w:rPr>
@@ -581,17 +568,25 @@
           <w:sz w:val="24"/>
           <w:szCs w:val="24"/>
         </w:rPr>
-        <w:t>пишется в произвольной форме, уточните у руководителя ВКР, он может скинуть Вам образец, вы подправите, чтобы потом руководить подредактировал. (или руководитель пишет сам, подписывает и отдает Вам за 3 дня до защиты)</w:t>
+        <w:t xml:space="preserve"> </w:t>
       </w:r>
-      <w:r>
+    </w:p>
+    <w:p>
+      <w:pPr>
+        <w:shd w:val="clear" w:color="auto" w:fill="FFFFFF"/>
+        <w:autoSpaceDE w:val="0"/>
+        <w:autoSpaceDN w:val="0"/>
+        <w:adjustRightInd w:val="0"/>
+        <w:spacing w:after="0" w:line="240" w:lineRule="auto"/>
+        <w:ind w:right="132" w:firstLine="708"/>
+        <w:jc w:val="both"/>
         <w:rPr>
           <w:rFonts w:ascii="Times New Roman" w:hAnsi="Times New Roman"/>
           <w:color w:val="FF0000"/>
           <w:sz w:val="24"/>
           <w:szCs w:val="24"/>
         </w:rPr>
-        <w:t xml:space="preserve">. Отзыв может занимать 1-2 листа. </w:t>
-      </w:r>
+      </w:pPr>
     </w:p>
     <w:p>
       <w:pPr>
@@ -656,6 +651,7 @@
         <w:spacing w:after="0" w:line="240" w:lineRule="auto"/>
         <w:rPr>
           <w:rFonts w:ascii="Times New Roman" w:hAnsi="Times New Roman"/>
+          <w:color w:val="000000" w:themeColor="text1"/>
           <w:sz w:val="24"/>
           <w:szCs w:val="24"/>
           <w:u w:val="single"/>
@@ -665,7 +661,7 @@
         <w:sdtPr>
           <w:rPr>
             <w:rFonts w:ascii="Times New Roman" w:hAnsi="Times New Roman"/>
-            <w:color w:val="FF0000"/>
+            <w:color w:val="000000" w:themeColor="text1"/>
             <w:sz w:val="24"/>
             <w:szCs w:val="24"/>
           </w:rPr>
@@ -681,22 +677,22 @@
             <w:listItem w:displayText="канд. физ.-мат. наук" w:value="канд. физ.-мат. наук"/>
           </w:dropDownList>
         </w:sdtPr>
-        <w:sdtEndPr/>
         <w:sdtContent>
           <w:r>
             <w:rPr>
               <w:rFonts w:ascii="Times New Roman" w:hAnsi="Times New Roman"/>
-              <w:color w:val="FF0000"/>
+              <w:color w:val="000000" w:themeColor="text1"/>
               <w:sz w:val="24"/>
               <w:szCs w:val="24"/>
             </w:rPr>
-            <w:t>Выберите</w:t>
+            <w:t>канд. техн. наук</w:t>
           </w:r>
         </w:sdtContent>
       </w:sdt>
       <w:r>
         <w:rPr>
           <w:rFonts w:ascii="Times New Roman" w:hAnsi="Times New Roman"/>
+          <w:color w:val="000000" w:themeColor="text1"/>
           <w:sz w:val="24"/>
           <w:szCs w:val="24"/>
         </w:rPr>
@@ -706,7 +702,7 @@
         <w:sdtPr>
           <w:rPr>
             <w:rFonts w:ascii="Times New Roman" w:hAnsi="Times New Roman"/>
-            <w:color w:val="FF0000"/>
+            <w:color w:val="000000" w:themeColor="text1"/>
             <w:sz w:val="24"/>
             <w:szCs w:val="24"/>
           </w:rPr>
@@ -721,22 +717,22 @@
             <w:listItem w:displayText="профессор" w:value="профессор"/>
           </w:dropDownList>
         </w:sdtPr>
-        <w:sdtEndPr/>
         <w:sdtContent>
           <w:r>
             <w:rPr>
               <w:rFonts w:ascii="Times New Roman" w:hAnsi="Times New Roman"/>
-              <w:color w:val="FF0000"/>
+              <w:color w:val="000000" w:themeColor="text1"/>
               <w:sz w:val="24"/>
               <w:szCs w:val="24"/>
             </w:rPr>
-            <w:t>Выберите</w:t>
+            <w:t xml:space="preserve">              </w:t>
           </w:r>
         </w:sdtContent>
       </w:sdt>
       <w:r>
         <w:rPr>
           <w:rFonts w:ascii="Times New Roman" w:hAnsi="Times New Roman"/>
+          <w:color w:val="000000" w:themeColor="text1"/>
           <w:sz w:val="24"/>
           <w:szCs w:val="24"/>
         </w:rPr>
@@ -745,6 +741,7 @@
       <w:r>
         <w:rPr>
           <w:rFonts w:ascii="Times New Roman" w:hAnsi="Times New Roman"/>
+          <w:color w:val="000000" w:themeColor="text1"/>
           <w:sz w:val="24"/>
           <w:szCs w:val="24"/>
           <w:u w:val="single"/>
@@ -754,6 +751,7 @@
       <w:r>
         <w:rPr>
           <w:rFonts w:ascii="Times New Roman" w:hAnsi="Times New Roman"/>
+          <w:color w:val="000000" w:themeColor="text1"/>
           <w:sz w:val="24"/>
           <w:szCs w:val="24"/>
         </w:rPr>
@@ -763,7 +761,7 @@
         <w:sdtPr>
           <w:rPr>
             <w:rFonts w:ascii="Times New Roman" w:hAnsi="Times New Roman"/>
-            <w:color w:val="FF0000"/>
+            <w:color w:val="000000" w:themeColor="text1"/>
             <w:sz w:val="24"/>
             <w:szCs w:val="24"/>
           </w:rPr>
@@ -788,16 +786,15 @@
             <w:listItem w:displayText="Е.Н. Климова" w:value="Е.Н. Климова"/>
           </w:dropDownList>
         </w:sdtPr>
-        <w:sdtEndPr/>
         <w:sdtContent>
           <w:r>
             <w:rPr>
               <w:rFonts w:ascii="Times New Roman" w:hAnsi="Times New Roman"/>
-              <w:color w:val="FF0000"/>
+              <w:color w:val="000000" w:themeColor="text1"/>
               <w:sz w:val="24"/>
               <w:szCs w:val="24"/>
             </w:rPr>
-            <w:t>Выберите руководителя</w:t>
+            <w:t>В.В. Долгов</w:t>
           </w:r>
         </w:sdtContent>
       </w:sdt>
@@ -943,8 +940,6 @@
         </w:rPr>
         <w:t>6</w:t>
       </w:r>
-      <w:bookmarkStart w:id="0" w:name="_GoBack"/>
-      <w:bookmarkEnd w:id="0"/>
       <w:r>
         <w:rPr>
           <w:rFonts w:ascii="Times New Roman" w:hAnsi="Times New Roman"/>
@@ -987,7 +982,7 @@
 </file>
 
 <file path=word/endnotes.xml><?xml version="1.0" encoding="utf-8"?>
-<w:endnotes xmlns:wpc="http://schemas.microsoft.com/office/word/2010/wordprocessingCanvas" xmlns:cx="http://schemas.microsoft.com/office/drawing/2014/chartex" xmlns:cx1="http://schemas.microsoft.com/office/drawing/2015/9/8/chartex" xmlns:mc="http://schemas.openxmlformats.org/markup-compatibility/2006" xmlns:o="urn:schemas-microsoft-com:office:office" xmlns:r="http://schemas.openxmlformats.org/officeDocument/2006/relationships" xmlns:m="http://schemas.openxmlformats.org/officeDocument/2006/math" xmlns:v="urn:schemas-microsoft-com:vml" xmlns:wp14="http://schemas.microsoft.com/office/word/2010/wordprocessingDrawing" xmlns:wp="http://schemas.openxmlformats.org/drawingml/2006/wordprocessingDrawing" xmlns:w10="urn:schemas-microsoft-com:office:word" xmlns:w="http://schemas.openxmlformats.org/wordprocessingml/2006/main" xmlns:w14="http://schemas.microsoft.com/office/word/2010/wordml" xmlns:w15="http://schemas.microsoft.com/office/word/2012/wordml" xmlns:w16se="http://schemas.microsoft.com/office/word/2015/wordml/symex" xmlns:wpg="http://schemas.microsoft.com/office/word/2010/wordprocessingGroup" xmlns:wpi="http://schemas.microsoft.com/office/word/2010/wordprocessingInk" xmlns:wne="http://schemas.microsoft.com/office/word/2006/wordml" xmlns:wps="http://schemas.microsoft.com/office/word/2010/wordprocessingShape" mc:Ignorable="w14 w15 w16se wp14">
+<w:endnotes xmlns:wpc="http://schemas.microsoft.com/office/word/2010/wordprocessingCanvas" xmlns:cx="http://schemas.microsoft.com/office/drawing/2014/chartex" xmlns:cx1="http://schemas.microsoft.com/office/drawing/2015/9/8/chartex" xmlns:cx2="http://schemas.microsoft.com/office/drawing/2015/10/21/chartex" xmlns:cx3="http://schemas.microsoft.com/office/drawing/2016/5/9/chartex" xmlns:cx4="http://schemas.microsoft.com/office/drawing/2016/5/10/chartex" xmlns:cx5="http://schemas.microsoft.com/office/drawing/2016/5/11/chartex" xmlns:cx6="http://schemas.microsoft.com/office/drawing/2016/5/12/chartex" xmlns:cx7="http://schemas.microsoft.com/office/drawing/2016/5/13/chartex" xmlns:cx8="http://schemas.microsoft.com/office/drawing/2016/5/14/chartex" xmlns:mc="http://schemas.openxmlformats.org/markup-compatibility/2006" xmlns:aink="http://schemas.microsoft.com/office/drawing/2016/ink" xmlns:am3d="http://schemas.microsoft.com/office/drawing/2017/model3d" xmlns:o="urn:schemas-microsoft-com:office:office" xmlns:oel="http://schemas.microsoft.com/office/2019/extlst" xmlns:r="http://schemas.openxmlformats.org/officeDocument/2006/relationships" xmlns:m="http://schemas.openxmlformats.org/officeDocument/2006/math" xmlns:v="urn:schemas-microsoft-com:vml" xmlns:wp14="http://schemas.microsoft.com/office/word/2010/wordprocessingDrawing" xmlns:wp="http://schemas.openxmlformats.org/drawingml/2006/wordprocessingDrawing" xmlns:w10="urn:schemas-microsoft-com:office:word" xmlns:w="http://schemas.openxmlformats.org/wordprocessingml/2006/main" xmlns:w14="http://schemas.microsoft.com/office/word/2010/wordml" xmlns:w15="http://schemas.microsoft.com/office/word/2012/wordml" xmlns:w16cex="http://schemas.microsoft.com/office/word/2018/wordml/cex" xmlns:w16cid="http://schemas.microsoft.com/office/word/2016/wordml/cid" xmlns:w16="http://schemas.microsoft.com/office/word/2018/wordml" xmlns:w16du="http://schemas.microsoft.com/office/word/2023/wordml/word16du" xmlns:w16sdtdh="http://schemas.microsoft.com/office/word/2020/wordml/sdtdatahash" xmlns:w16sdtfl="http://schemas.microsoft.com/office/word/2024/wordml/sdtformatlock" xmlns:w16se="http://schemas.microsoft.com/office/word/2015/wordml/symex" xmlns:wpg="http://schemas.microsoft.com/office/word/2010/wordprocessingGroup" xmlns:wpi="http://schemas.microsoft.com/office/word/2010/wordprocessingInk" xmlns:wne="http://schemas.microsoft.com/office/word/2006/wordml" xmlns:wps="http://schemas.microsoft.com/office/word/2010/wordprocessingShape" mc:Ignorable="w14 w15 w16se w16cid w16 w16cex w16sdtdh w16sdtfl w16du wp14">
   <w:endnote w:type="separator" w:id="-1">
     <w:p>
       <w:pPr>
@@ -1012,7 +1007,7 @@
 </file>
 
 <file path=word/footnotes.xml><?xml version="1.0" encoding="utf-8"?>
-<w:footnotes xmlns:wpc="http://schemas.microsoft.com/office/word/2010/wordprocessingCanvas" xmlns:cx="http://schemas.microsoft.com/office/drawing/2014/chartex" xmlns:cx1="http://schemas.microsoft.com/office/drawing/2015/9/8/chartex" xmlns:mc="http://schemas.openxmlformats.org/markup-compatibility/2006" xmlns:o="urn:schemas-microsoft-com:office:office" xmlns:r="http://schemas.openxmlformats.org/officeDocument/2006/relationships" xmlns:m="http://schemas.openxmlformats.org/officeDocument/2006/math" xmlns:v="urn:schemas-microsoft-com:vml" xmlns:wp14="http://schemas.microsoft.com/office/word/2010/wordprocessingDrawing" xmlns:wp="http://schemas.openxmlformats.org/drawingml/2006/wordprocessingDrawing" xmlns:w10="urn:schemas-microsoft-com:office:word" xmlns:w="http://schemas.openxmlformats.org/wordprocessingml/2006/main" xmlns:w14="http://schemas.microsoft.com/office/word/2010/wordml" xmlns:w15="http://schemas.microsoft.com/office/word/2012/wordml" xmlns:w16se="http://schemas.microsoft.com/office/word/2015/wordml/symex" xmlns:wpg="http://schemas.microsoft.com/office/word/2010/wordprocessingGroup" xmlns:wpi="http://schemas.microsoft.com/office/word/2010/wordprocessingInk" xmlns:wne="http://schemas.microsoft.com/office/word/2006/wordml" xmlns:wps="http://schemas.microsoft.com/office/word/2010/wordprocessingShape" mc:Ignorable="w14 w15 w16se wp14">
+<w:footnotes xmlns:wpc="http://schemas.microsoft.com/office/word/2010/wordprocessingCanvas" xmlns:cx="http://schemas.microsoft.com/office/drawing/2014/chartex" xmlns:cx1="http://schemas.microsoft.com/office/drawing/2015/9/8/chartex" xmlns:cx2="http://schemas.microsoft.com/office/drawing/2015/10/21/chartex" xmlns:cx3="http://schemas.microsoft.com/office/drawing/2016/5/9/chartex" xmlns:cx4="http://schemas.microsoft.com/office/drawing/2016/5/10/chartex" xmlns:cx5="http://schemas.microsoft.com/office/drawing/2016/5/11/chartex" xmlns:cx6="http://schemas.microsoft.com/office/drawing/2016/5/12/chartex" xmlns:cx7="http://schemas.microsoft.com/office/drawing/2016/5/13/chartex" xmlns:cx8="http://schemas.microsoft.com/office/drawing/2016/5/14/chartex" xmlns:mc="http://schemas.openxmlformats.org/markup-compatibility/2006" xmlns:aink="http://schemas.microsoft.com/office/drawing/2016/ink" xmlns:am3d="http://schemas.microsoft.com/office/drawing/2017/model3d" xmlns:o="urn:schemas-microsoft-com:office:office" xmlns:oel="http://schemas.microsoft.com/office/2019/extlst" xmlns:r="http://schemas.openxmlformats.org/officeDocument/2006/relationships" xmlns:m="http://schemas.openxmlformats.org/officeDocument/2006/math" xmlns:v="urn:schemas-microsoft-com:vml" xmlns:wp14="http://schemas.microsoft.com/office/word/2010/wordprocessingDrawing" xmlns:wp="http://schemas.openxmlformats.org/drawingml/2006/wordprocessingDrawing" xmlns:w10="urn:schemas-microsoft-com:office:word" xmlns:w="http://schemas.openxmlformats.org/wordprocessingml/2006/main" xmlns:w14="http://schemas.microsoft.com/office/word/2010/wordml" xmlns:w15="http://schemas.microsoft.com/office/word/2012/wordml" xmlns:w16cex="http://schemas.microsoft.com/office/word/2018/wordml/cex" xmlns:w16cid="http://schemas.microsoft.com/office/word/2016/wordml/cid" xmlns:w16="http://schemas.microsoft.com/office/word/2018/wordml" xmlns:w16du="http://schemas.microsoft.com/office/word/2023/wordml/word16du" xmlns:w16sdtdh="http://schemas.microsoft.com/office/word/2020/wordml/sdtdatahash" xmlns:w16sdtfl="http://schemas.microsoft.com/office/word/2024/wordml/sdtformatlock" xmlns:w16se="http://schemas.microsoft.com/office/word/2015/wordml/symex" xmlns:wpg="http://schemas.microsoft.com/office/word/2010/wordprocessingGroup" xmlns:wpi="http://schemas.microsoft.com/office/word/2010/wordprocessingInk" xmlns:wne="http://schemas.microsoft.com/office/word/2006/wordml" xmlns:wps="http://schemas.microsoft.com/office/word/2010/wordprocessingShape" mc:Ignorable="w14 w15 w16se w16cid w16 w16cex w16sdtdh w16sdtfl w16du wp14">
   <w:footnote w:type="separator" w:id="-1">
     <w:p>
       <w:pPr>
@@ -1037,10 +1032,10 @@
 </file>
 
 <file path=word/numbering.xml><?xml version="1.0" encoding="utf-8"?>
-<w:numbering xmlns:wpc="http://schemas.microsoft.com/office/word/2010/wordprocessingCanvas" xmlns:cx="http://schemas.microsoft.com/office/drawing/2014/chartex" xmlns:cx1="http://schemas.microsoft.com/office/drawing/2015/9/8/chartex" xmlns:mc="http://schemas.openxmlformats.org/markup-compatibility/2006" xmlns:o="urn:schemas-microsoft-com:office:office" xmlns:r="http://schemas.openxmlformats.org/officeDocument/2006/relationships" xmlns:m="http://schemas.openxmlformats.org/officeDocument/2006/math" xmlns:v="urn:schemas-microsoft-com:vml" xmlns:wp14="http://schemas.microsoft.com/office/word/2010/wordprocessingDrawing" xmlns:wp="http://schemas.openxmlformats.org/drawingml/2006/wordprocessingDrawing" xmlns:w10="urn:schemas-microsoft-com:office:word" xmlns:w="http://schemas.openxmlformats.org/wordprocessingml/2006/main" xmlns:w14="http://schemas.microsoft.com/office/word/2010/wordml" xmlns:w15="http://schemas.microsoft.com/office/word/2012/wordml" xmlns:w16se="http://schemas.microsoft.com/office/word/2015/wordml/symex" xmlns:wpg="http://schemas.microsoft.com/office/word/2010/wordprocessingGroup" xmlns:wpi="http://schemas.microsoft.com/office/word/2010/wordprocessingInk" xmlns:wne="http://schemas.microsoft.com/office/word/2006/wordml" xmlns:wps="http://schemas.microsoft.com/office/word/2010/wordprocessingShape" mc:Ignorable="w14 w15 w16se wp14">
+<w:numbering xmlns:wpc="http://schemas.microsoft.com/office/word/2010/wordprocessingCanvas" xmlns:cx="http://schemas.microsoft.com/office/drawing/2014/chartex" xmlns:cx1="http://schemas.microsoft.com/office/drawing/2015/9/8/chartex" xmlns:cx2="http://schemas.microsoft.com/office/drawing/2015/10/21/chartex" xmlns:cx3="http://schemas.microsoft.com/office/drawing/2016/5/9/chartex" xmlns:cx4="http://schemas.microsoft.com/office/drawing/2016/5/10/chartex" xmlns:cx5="http://schemas.microsoft.com/office/drawing/2016/5/11/chartex" xmlns:cx6="http://schemas.microsoft.com/office/drawing/2016/5/12/chartex" xmlns:cx7="http://schemas.microsoft.com/office/drawing/2016/5/13/chartex" xmlns:cx8="http://schemas.microsoft.com/office/drawing/2016/5/14/chartex" xmlns:mc="http://schemas.openxmlformats.org/markup-compatibility/2006" xmlns:aink="http://schemas.microsoft.com/office/drawing/2016/ink" xmlns:am3d="http://schemas.microsoft.com/office/drawing/2017/model3d" xmlns:o="urn:schemas-microsoft-com:office:office" xmlns:oel="http://schemas.microsoft.com/office/2019/extlst" xmlns:r="http://schemas.openxmlformats.org/officeDocument/2006/relationships" xmlns:m="http://schemas.openxmlformats.org/officeDocument/2006/math" xmlns:v="urn:schemas-microsoft-com:vml" xmlns:wp14="http://schemas.microsoft.com/office/word/2010/wordprocessingDrawing" xmlns:wp="http://schemas.openxmlformats.org/drawingml/2006/wordprocessingDrawing" xmlns:w10="urn:schemas-microsoft-com:office:word" xmlns:w="http://schemas.openxmlformats.org/wordprocessingml/2006/main" xmlns:w14="http://schemas.microsoft.com/office/word/2010/wordml" xmlns:w15="http://schemas.microsoft.com/office/word/2012/wordml" xmlns:w16cex="http://schemas.microsoft.com/office/word/2018/wordml/cex" xmlns:w16cid="http://schemas.microsoft.com/office/word/2016/wordml/cid" xmlns:w16="http://schemas.microsoft.com/office/word/2018/wordml" xmlns:w16du="http://schemas.microsoft.com/office/word/2023/wordml/word16du" xmlns:w16sdtdh="http://schemas.microsoft.com/office/word/2020/wordml/sdtdatahash" xmlns:w16sdtfl="http://schemas.microsoft.com/office/word/2024/wordml/sdtformatlock" xmlns:w16se="http://schemas.microsoft.com/office/word/2015/wordml/symex" xmlns:wpg="http://schemas.microsoft.com/office/word/2010/wordprocessingGroup" xmlns:wpi="http://schemas.microsoft.com/office/word/2010/wordprocessingInk" xmlns:wne="http://schemas.microsoft.com/office/word/2006/wordml" xmlns:wps="http://schemas.microsoft.com/office/word/2010/wordprocessingShape" mc:Ignorable="w14 w15 w16se w16cid w16 w16cex w16sdtdh w16sdtfl w16du wp14">
   <w:numPicBullet w:numPicBulletId="0">
     <w:pict>
-      <v:shapetype id="_x0000_t75" coordsize="21600,21600" o:spt="75" o:preferrelative="t" path="m@4@5l@4@11@9@11@9@5xe" filled="f" stroked="f">
+      <v:shapetype w14:anchorId="7EB8CA85" id="_x0000_t75" coordsize="21600,21600" o:spt="75" o:preferrelative="t" path="m@4@5l@4@11@9@11@9@5xe" filled="f" stroked="f">
         <v:stroke joinstyle="miter"/>
         <v:formulas>
           <v:f eqn="if lineDrawn pixelLineWidth 0"/>
@@ -1059,7 +1054,7 @@
         <v:path o:extrusionok="f" gradientshapeok="t" o:connecttype="rect"/>
         <o:lock v:ext="edit" aspectratio="t"/>
       </v:shapetype>
-      <v:shape id="_x0000_i1026" type="#_x0000_t75" style="width:6.6pt;height:17.4pt;visibility:visible" o:bullet="t">
+      <v:shape id="_x0000_i1025" type="#_x0000_t75" style="width:6.45pt;height:17.55pt;visibility:visible" o:bullet="t">
         <v:imagedata r:id="rId1" o:title="2F6C9721"/>
       </v:shape>
     </w:pict>
@@ -5132,110 +5127,110 @@
       </w:pPr>
     </w:lvl>
   </w:abstractNum>
-  <w:num w:numId="1">
+  <w:num w:numId="1" w16cid:durableId="45179476">
     <w:abstractNumId w:val="9"/>
   </w:num>
-  <w:num w:numId="2">
+  <w:num w:numId="2" w16cid:durableId="1970430363">
     <w:abstractNumId w:val="5"/>
   </w:num>
-  <w:num w:numId="3">
+  <w:num w:numId="3" w16cid:durableId="1208447474">
     <w:abstractNumId w:val="16"/>
   </w:num>
-  <w:num w:numId="4">
+  <w:num w:numId="4" w16cid:durableId="786586840">
     <w:abstractNumId w:val="0"/>
   </w:num>
-  <w:num w:numId="5">
+  <w:num w:numId="5" w16cid:durableId="748306049">
     <w:abstractNumId w:val="29"/>
   </w:num>
-  <w:num w:numId="6">
+  <w:num w:numId="6" w16cid:durableId="1854563851">
     <w:abstractNumId w:val="13"/>
   </w:num>
-  <w:num w:numId="7">
+  <w:num w:numId="7" w16cid:durableId="548301849">
     <w:abstractNumId w:val="30"/>
   </w:num>
-  <w:num w:numId="8">
+  <w:num w:numId="8" w16cid:durableId="1301417113">
     <w:abstractNumId w:val="27"/>
   </w:num>
-  <w:num w:numId="9">
+  <w:num w:numId="9" w16cid:durableId="295523676">
     <w:abstractNumId w:val="11"/>
   </w:num>
-  <w:num w:numId="10">
+  <w:num w:numId="10" w16cid:durableId="510728524">
     <w:abstractNumId w:val="31"/>
   </w:num>
-  <w:num w:numId="11">
+  <w:num w:numId="11" w16cid:durableId="503739800">
     <w:abstractNumId w:val="25"/>
   </w:num>
-  <w:num w:numId="12">
+  <w:num w:numId="12" w16cid:durableId="249391355">
     <w:abstractNumId w:val="1"/>
   </w:num>
-  <w:num w:numId="13">
+  <w:num w:numId="13" w16cid:durableId="883129399">
     <w:abstractNumId w:val="2"/>
   </w:num>
-  <w:num w:numId="14">
+  <w:num w:numId="14" w16cid:durableId="1266771115">
     <w:abstractNumId w:val="3"/>
   </w:num>
-  <w:num w:numId="15">
+  <w:num w:numId="15" w16cid:durableId="2093575913">
     <w:abstractNumId w:val="15"/>
   </w:num>
-  <w:num w:numId="16">
+  <w:num w:numId="16" w16cid:durableId="750321716">
     <w:abstractNumId w:val="4"/>
   </w:num>
-  <w:num w:numId="17">
+  <w:num w:numId="17" w16cid:durableId="2105687640">
     <w:abstractNumId w:val="6"/>
   </w:num>
-  <w:num w:numId="18">
+  <w:num w:numId="18" w16cid:durableId="759528102">
     <w:abstractNumId w:val="18"/>
   </w:num>
-  <w:num w:numId="19">
+  <w:num w:numId="19" w16cid:durableId="447745625">
     <w:abstractNumId w:val="14"/>
   </w:num>
-  <w:num w:numId="20">
+  <w:num w:numId="20" w16cid:durableId="1823307576">
     <w:abstractNumId w:val="22"/>
   </w:num>
-  <w:num w:numId="21">
+  <w:num w:numId="21" w16cid:durableId="313218934">
     <w:abstractNumId w:val="26"/>
   </w:num>
-  <w:num w:numId="22">
+  <w:num w:numId="22" w16cid:durableId="1120077152">
     <w:abstractNumId w:val="8"/>
   </w:num>
-  <w:num w:numId="23">
+  <w:num w:numId="23" w16cid:durableId="1828980090">
     <w:abstractNumId w:val="10"/>
   </w:num>
-  <w:num w:numId="24">
+  <w:num w:numId="24" w16cid:durableId="382025986">
     <w:abstractNumId w:val="7"/>
   </w:num>
-  <w:num w:numId="25">
+  <w:num w:numId="25" w16cid:durableId="2010326859">
     <w:abstractNumId w:val="17"/>
   </w:num>
-  <w:num w:numId="26">
+  <w:num w:numId="26" w16cid:durableId="989287127">
     <w:abstractNumId w:val="19"/>
   </w:num>
-  <w:num w:numId="27">
+  <w:num w:numId="27" w16cid:durableId="1792436721">
     <w:abstractNumId w:val="21"/>
   </w:num>
-  <w:num w:numId="28">
+  <w:num w:numId="28" w16cid:durableId="905071436">
     <w:abstractNumId w:val="28"/>
   </w:num>
-  <w:num w:numId="29">
+  <w:num w:numId="29" w16cid:durableId="1551529035">
     <w:abstractNumId w:val="23"/>
   </w:num>
-  <w:num w:numId="30">
+  <w:num w:numId="30" w16cid:durableId="1560751846">
     <w:abstractNumId w:val="24"/>
   </w:num>
-  <w:num w:numId="31">
+  <w:num w:numId="31" w16cid:durableId="563419631">
     <w:abstractNumId w:val="20"/>
   </w:num>
-  <w:num w:numId="32">
+  <w:num w:numId="32" w16cid:durableId="245501354">
     <w:abstractNumId w:val="32"/>
   </w:num>
-  <w:num w:numId="33">
+  <w:num w:numId="33" w16cid:durableId="359281951">
     <w:abstractNumId w:val="12"/>
   </w:num>
 </w:numbering>
 </file>
 
 <file path=word/styles.xml><?xml version="1.0" encoding="utf-8"?>
-<w:styles xmlns:mc="http://schemas.openxmlformats.org/markup-compatibility/2006" xmlns:r="http://schemas.openxmlformats.org/officeDocument/2006/relationships" xmlns:w="http://schemas.openxmlformats.org/wordprocessingml/2006/main" xmlns:w14="http://schemas.microsoft.com/office/word/2010/wordml" xmlns:w15="http://schemas.microsoft.com/office/word/2012/wordml" xmlns:w16se="http://schemas.microsoft.com/office/word/2015/wordml/symex" mc:Ignorable="w14 w15 w16se">
+<w:styles xmlns:mc="http://schemas.openxmlformats.org/markup-compatibility/2006" xmlns:r="http://schemas.openxmlformats.org/officeDocument/2006/relationships" xmlns:w="http://schemas.openxmlformats.org/wordprocessingml/2006/main" xmlns:w14="http://schemas.microsoft.com/office/word/2010/wordml" xmlns:w15="http://schemas.microsoft.com/office/word/2012/wordml" xmlns:w16cex="http://schemas.microsoft.com/office/word/2018/wordml/cex" xmlns:w16cid="http://schemas.microsoft.com/office/word/2016/wordml/cid" xmlns:w16="http://schemas.microsoft.com/office/word/2018/wordml" xmlns:w16du="http://schemas.microsoft.com/office/word/2023/wordml/word16du" xmlns:w16sdtdh="http://schemas.microsoft.com/office/word/2020/wordml/sdtdatahash" xmlns:w16sdtfl="http://schemas.microsoft.com/office/word/2024/wordml/sdtformatlock" xmlns:w16se="http://schemas.microsoft.com/office/word/2015/wordml/symex" mc:Ignorable="w14 w15 w16se w16cid w16 w16cex w16sdtdh w16sdtfl w16du">
   <w:docDefaults>
     <w:rPrDefault>
       <w:rPr>
@@ -5245,7 +5240,7 @@
     </w:rPrDefault>
     <w:pPrDefault/>
   </w:docDefaults>
-  <w:latentStyles w:defLockedState="0" w:defUIPriority="99" w:defSemiHidden="0" w:defUnhideWhenUsed="0" w:defQFormat="0" w:count="371">
+  <w:latentStyles w:defLockedState="0" w:defUIPriority="99" w:defSemiHidden="0" w:defUnhideWhenUsed="0" w:defQFormat="0" w:count="376">
     <w:lsdException w:name="Normal" w:locked="1" w:uiPriority="0" w:qFormat="1"/>
     <w:lsdException w:name="heading 1" w:locked="1" w:uiPriority="0" w:qFormat="1"/>
     <w:lsdException w:name="heading 2" w:locked="1" w:semiHidden="1" w:uiPriority="9" w:unhideWhenUsed="1" w:qFormat="1"/>
@@ -5617,6 +5612,11 @@
     <w:lsdException w:name="List Table 5 Dark Accent 6" w:uiPriority="50"/>
     <w:lsdException w:name="List Table 6 Colorful Accent 6" w:uiPriority="51"/>
     <w:lsdException w:name="List Table 7 Colorful Accent 6" w:uiPriority="52"/>
+    <w:lsdException w:name="Mention" w:semiHidden="1" w:unhideWhenUsed="1"/>
+    <w:lsdException w:name="Smart Hyperlink" w:semiHidden="1" w:unhideWhenUsed="1"/>
+    <w:lsdException w:name="Hashtag" w:semiHidden="1" w:unhideWhenUsed="1"/>
+    <w:lsdException w:name="Unresolved Mention" w:semiHidden="1" w:unhideWhenUsed="1"/>
+    <w:lsdException w:name="Smart Link" w:semiHidden="1" w:unhideWhenUsed="1"/>
   </w:latentStyles>
   <w:style w:type="paragraph" w:default="1" w:styleId="a">
     <w:name w:val="Normal"/>
@@ -6790,7 +6790,7 @@
 </file>
 
 <file path=word/glossary/document.xml><?xml version="1.0" encoding="utf-8"?>
-<w:glossaryDocument xmlns:wpc="http://schemas.microsoft.com/office/word/2010/wordprocessingCanvas" xmlns:cx="http://schemas.microsoft.com/office/drawing/2014/chartex" xmlns:cx1="http://schemas.microsoft.com/office/drawing/2015/9/8/chartex" xmlns:mc="http://schemas.openxmlformats.org/markup-compatibility/2006" xmlns:o="urn:schemas-microsoft-com:office:office" xmlns:r="http://schemas.openxmlformats.org/officeDocument/2006/relationships" xmlns:m="http://schemas.openxmlformats.org/officeDocument/2006/math" xmlns:v="urn:schemas-microsoft-com:vml" xmlns:wp14="http://schemas.microsoft.com/office/word/2010/wordprocessingDrawing" xmlns:wp="http://schemas.openxmlformats.org/drawingml/2006/wordprocessingDrawing" xmlns:w10="urn:schemas-microsoft-com:office:word" xmlns:w="http://schemas.openxmlformats.org/wordprocessingml/2006/main" xmlns:w14="http://schemas.microsoft.com/office/word/2010/wordml" xmlns:w15="http://schemas.microsoft.com/office/word/2012/wordml" xmlns:w16se="http://schemas.microsoft.com/office/word/2015/wordml/symex" xmlns:wpg="http://schemas.microsoft.com/office/word/2010/wordprocessingGroup" xmlns:wpi="http://schemas.microsoft.com/office/word/2010/wordprocessingInk" xmlns:wne="http://schemas.microsoft.com/office/word/2006/wordml" xmlns:wps="http://schemas.microsoft.com/office/word/2010/wordprocessingShape" mc:Ignorable="w14 w15 w16se wp14">
+<w:glossaryDocument xmlns:wpc="http://schemas.microsoft.com/office/word/2010/wordprocessingCanvas" xmlns:cx="http://schemas.microsoft.com/office/drawing/2014/chartex" xmlns:cx1="http://schemas.microsoft.com/office/drawing/2015/9/8/chartex" xmlns:cx2="http://schemas.microsoft.com/office/drawing/2015/10/21/chartex" xmlns:cx3="http://schemas.microsoft.com/office/drawing/2016/5/9/chartex" xmlns:cx4="http://schemas.microsoft.com/office/drawing/2016/5/10/chartex" xmlns:cx5="http://schemas.microsoft.com/office/drawing/2016/5/11/chartex" xmlns:cx6="http://schemas.microsoft.com/office/drawing/2016/5/12/chartex" xmlns:cx7="http://schemas.microsoft.com/office/drawing/2016/5/13/chartex" xmlns:cx8="http://schemas.microsoft.com/office/drawing/2016/5/14/chartex" xmlns:mc="http://schemas.openxmlformats.org/markup-compatibility/2006" xmlns:aink="http://schemas.microsoft.com/office/drawing/2016/ink" xmlns:am3d="http://schemas.microsoft.com/office/drawing/2017/model3d" xmlns:o="urn:schemas-microsoft-com:office:office" xmlns:oel="http://schemas.microsoft.com/office/2019/extlst" xmlns:r="http://schemas.openxmlformats.org/officeDocument/2006/relationships" xmlns:m="http://schemas.openxmlformats.org/officeDocument/2006/math" xmlns:v="urn:schemas-microsoft-com:vml" xmlns:wp14="http://schemas.microsoft.com/office/word/2010/wordprocessingDrawing" xmlns:wp="http://schemas.openxmlformats.org/drawingml/2006/wordprocessingDrawing" xmlns:w10="urn:schemas-microsoft-com:office:word" xmlns:w="http://schemas.openxmlformats.org/wordprocessingml/2006/main" xmlns:w14="http://schemas.microsoft.com/office/word/2010/wordml" xmlns:w15="http://schemas.microsoft.com/office/word/2012/wordml" xmlns:w16cex="http://schemas.microsoft.com/office/word/2018/wordml/cex" xmlns:w16cid="http://schemas.microsoft.com/office/word/2016/wordml/cid" xmlns:w16="http://schemas.microsoft.com/office/word/2018/wordml" xmlns:w16du="http://schemas.microsoft.com/office/word/2023/wordml/word16du" xmlns:w16sdtdh="http://schemas.microsoft.com/office/word/2020/wordml/sdtdatahash" xmlns:w16sdtfl="http://schemas.microsoft.com/office/word/2024/wordml/sdtformatlock" xmlns:w16se="http://schemas.microsoft.com/office/word/2015/wordml/symex" xmlns:wpg="http://schemas.microsoft.com/office/word/2010/wordprocessingGroup" xmlns:wpi="http://schemas.microsoft.com/office/word/2010/wordprocessingInk" xmlns:wne="http://schemas.microsoft.com/office/word/2006/wordml" xmlns:wps="http://schemas.microsoft.com/office/word/2010/wordprocessingShape" mc:Ignorable="w14 w15 w16se w16cid w16 w16cex w16sdtdh w16sdtfl w16du wp14">
   <w:docParts>
     <w:docPart>
       <w:docPartPr>
@@ -6884,17 +6884,17 @@
 </file>
 
 <file path=word/glossary/fontTable.xml><?xml version="1.0" encoding="utf-8"?>
-<w:fonts xmlns:mc="http://schemas.openxmlformats.org/markup-compatibility/2006" xmlns:r="http://schemas.openxmlformats.org/officeDocument/2006/relationships" xmlns:w="http://schemas.openxmlformats.org/wordprocessingml/2006/main" xmlns:w14="http://schemas.microsoft.com/office/word/2010/wordml" xmlns:w15="http://schemas.microsoft.com/office/word/2012/wordml" xmlns:w16se="http://schemas.microsoft.com/office/word/2015/wordml/symex" mc:Ignorable="w14 w15 w16se">
+<w:fonts xmlns:mc="http://schemas.openxmlformats.org/markup-compatibility/2006" xmlns:r="http://schemas.openxmlformats.org/officeDocument/2006/relationships" xmlns:w="http://schemas.openxmlformats.org/wordprocessingml/2006/main" xmlns:w14="http://schemas.microsoft.com/office/word/2010/wordml" xmlns:w15="http://schemas.microsoft.com/office/word/2012/wordml" xmlns:w16cex="http://schemas.microsoft.com/office/word/2018/wordml/cex" xmlns:w16cid="http://schemas.microsoft.com/office/word/2016/wordml/cid" xmlns:w16="http://schemas.microsoft.com/office/word/2018/wordml" xmlns:w16du="http://schemas.microsoft.com/office/word/2023/wordml/word16du" xmlns:w16sdtdh="http://schemas.microsoft.com/office/word/2020/wordml/sdtdatahash" xmlns:w16sdtfl="http://schemas.microsoft.com/office/word/2024/wordml/sdtformatlock" xmlns:w16se="http://schemas.microsoft.com/office/word/2015/wordml/symex" mc:Ignorable="w14 w15 w16se w16cid w16 w16cex w16sdtdh w16sdtfl w16du">
   <w:font w:name="Arial">
     <w:panose1 w:val="020B0604020202020204"/>
-    <w:charset w:val="CC"/>
+    <w:charset w:val="00"/>
     <w:family w:val="swiss"/>
     <w:pitch w:val="variable"/>
     <w:sig w:usb0="E0002EFF" w:usb1="C000785B" w:usb2="00000009" w:usb3="00000000" w:csb0="000001FF" w:csb1="00000000"/>
   </w:font>
   <w:font w:name="Times New Roman">
     <w:panose1 w:val="02020603050405020304"/>
-    <w:charset w:val="CC"/>
+    <w:charset w:val="00"/>
     <w:family w:val="roman"/>
     <w:pitch w:val="variable"/>
     <w:sig w:usb0="E0002EFF" w:usb1="C000785B" w:usb2="00000009" w:usb3="00000000" w:csb0="000001FF" w:csb1="00000000"/>
@@ -6925,7 +6925,7 @@
     <w:charset w:val="CC"/>
     <w:family w:val="swiss"/>
     <w:pitch w:val="variable"/>
-    <w:sig w:usb0="E0002EFF" w:usb1="C000247B" w:usb2="00000009" w:usb3="00000000" w:csb0="000001FF" w:csb1="00000000"/>
+    <w:sig w:usb0="E4002EFF" w:usb1="C200247B" w:usb2="00000009" w:usb3="00000000" w:csb0="000001FF" w:csb1="00000000"/>
   </w:font>
   <w:font w:name="Cambria">
     <w:panose1 w:val="02040503050406030204"/>
@@ -6950,18 +6950,23 @@
     <w:pitch w:val="variable"/>
     <w:sig w:usb0="00000201" w:usb1="00000000" w:usb2="00000000" w:usb3="00000000" w:csb0="00000004" w:csb1="00000000"/>
   </w:font>
-  <w:font w:name="Calibri Light">
-    <w:panose1 w:val="020F0302020204030204"/>
-    <w:charset w:val="CC"/>
+  <w:font w:name="Aptos">
+    <w:charset w:val="00"/>
     <w:family w:val="swiss"/>
     <w:pitch w:val="variable"/>
-    <w:sig w:usb0="E0002AFF" w:usb1="C000247B" w:usb2="00000009" w:usb3="00000000" w:csb0="000001FF" w:csb1="00000000"/>
+    <w:sig w:usb0="20000287" w:usb1="00000003" w:usb2="00000000" w:usb3="00000000" w:csb0="0000019F" w:csb1="00000000"/>
+  </w:font>
+  <w:font w:name="Aptos Display">
+    <w:charset w:val="00"/>
+    <w:family w:val="swiss"/>
+    <w:pitch w:val="variable"/>
+    <w:sig w:usb0="20000287" w:usb1="00000003" w:usb2="00000000" w:usb3="00000000" w:csb0="0000019F" w:csb1="00000000"/>
   </w:font>
 </w:fonts>
 </file>
 
 <file path=word/glossary/settings.xml><?xml version="1.0" encoding="utf-8"?>
-<w:settings xmlns:mc="http://schemas.openxmlformats.org/markup-compatibility/2006" xmlns:o="urn:schemas-microsoft-com:office:office" xmlns:r="http://schemas.openxmlformats.org/officeDocument/2006/relationships" xmlns:m="http://schemas.openxmlformats.org/officeDocument/2006/math" xmlns:v="urn:schemas-microsoft-com:vml" xmlns:w10="urn:schemas-microsoft-com:office:word" xmlns:w="http://schemas.openxmlformats.org/wordprocessingml/2006/main" xmlns:w14="http://schemas.microsoft.com/office/word/2010/wordml" xmlns:w15="http://schemas.microsoft.com/office/word/2012/wordml" xmlns:w16se="http://schemas.microsoft.com/office/word/2015/wordml/symex" xmlns:sl="http://schemas.openxmlformats.org/schemaLibrary/2006/main" mc:Ignorable="w14 w15 w16se">
+<w:settings xmlns:mc="http://schemas.openxmlformats.org/markup-compatibility/2006" xmlns:o="urn:schemas-microsoft-com:office:office" xmlns:r="http://schemas.openxmlformats.org/officeDocument/2006/relationships" xmlns:m="http://schemas.openxmlformats.org/officeDocument/2006/math" xmlns:v="urn:schemas-microsoft-com:vml" xmlns:w10="urn:schemas-microsoft-com:office:word" xmlns:w="http://schemas.openxmlformats.org/wordprocessingml/2006/main" xmlns:w14="http://schemas.microsoft.com/office/word/2010/wordml" xmlns:w15="http://schemas.microsoft.com/office/word/2012/wordml" xmlns:w16cex="http://schemas.microsoft.com/office/word/2018/wordml/cex" xmlns:w16cid="http://schemas.microsoft.com/office/word/2016/wordml/cid" xmlns:w16="http://schemas.microsoft.com/office/word/2018/wordml" xmlns:w16du="http://schemas.microsoft.com/office/word/2023/wordml/word16du" xmlns:w16sdtdh="http://schemas.microsoft.com/office/word/2020/wordml/sdtdatahash" xmlns:w16sdtfl="http://schemas.microsoft.com/office/word/2024/wordml/sdtformatlock" xmlns:w16se="http://schemas.microsoft.com/office/word/2015/wordml/symex" xmlns:sl="http://schemas.openxmlformats.org/schemaLibrary/2006/main" mc:Ignorable="w14 w15 w16se w16cid w16 w16cex w16sdtdh w16sdtfl w16du">
   <w:view w:val="normal"/>
   <w:revisionView w:formatting="0"/>
   <w:defaultTabStop w:val="708"/>
@@ -6973,17 +6978,20 @@
     <w:compatSetting w:name="enableOpenTypeFeatures" w:uri="http://schemas.microsoft.com/office/word" w:val="1"/>
     <w:compatSetting w:name="doNotFlipMirrorIndents" w:uri="http://schemas.microsoft.com/office/word" w:val="1"/>
     <w:compatSetting w:name="differentiateMultirowTableHeaders" w:uri="http://schemas.microsoft.com/office/word" w:val="1"/>
+    <w:compatSetting w:name="useWord2013TrackBottomHyphenation" w:uri="http://schemas.microsoft.com/office/word" w:val="1"/>
   </w:compat>
   <w:rsids>
     <w:rsidRoot w:val="001512B0"/>
     <w:rsid w:val="001512B0"/>
     <w:rsid w:val="0025293E"/>
     <w:rsid w:val="004144A4"/>
+    <w:rsid w:val="00703A1B"/>
     <w:rsid w:val="00730105"/>
     <w:rsid w:val="00791418"/>
     <w:rsid w:val="007A67CC"/>
     <w:rsid w:val="008110AC"/>
     <w:rsid w:val="00930D60"/>
+    <w:rsid w:val="00B740AE"/>
     <w:rsid w:val="00F26B97"/>
     <w:rsid w:val="00F50C00"/>
   </w:rsids>
@@ -7009,7 +7017,7 @@
 </file>
 
 <file path=word/glossary/styles.xml><?xml version="1.0" encoding="utf-8"?>
-<w:styles xmlns:mc="http://schemas.openxmlformats.org/markup-compatibility/2006" xmlns:r="http://schemas.openxmlformats.org/officeDocument/2006/relationships" xmlns:w="http://schemas.openxmlformats.org/wordprocessingml/2006/main" xmlns:w14="http://schemas.microsoft.com/office/word/2010/wordml" xmlns:w15="http://schemas.microsoft.com/office/word/2012/wordml" xmlns:w16se="http://schemas.microsoft.com/office/word/2015/wordml/symex" mc:Ignorable="w14 w15 w16se">
+<w:styles xmlns:mc="http://schemas.openxmlformats.org/markup-compatibility/2006" xmlns:r="http://schemas.openxmlformats.org/officeDocument/2006/relationships" xmlns:w="http://schemas.openxmlformats.org/wordprocessingml/2006/main" xmlns:w14="http://schemas.microsoft.com/office/word/2010/wordml" xmlns:w15="http://schemas.microsoft.com/office/word/2012/wordml" xmlns:w16cex="http://schemas.microsoft.com/office/word/2018/wordml/cex" xmlns:w16cid="http://schemas.microsoft.com/office/word/2016/wordml/cid" xmlns:w16="http://schemas.microsoft.com/office/word/2018/wordml" xmlns:w16du="http://schemas.microsoft.com/office/word/2023/wordml/word16du" xmlns:w16sdtdh="http://schemas.microsoft.com/office/word/2020/wordml/sdtdatahash" xmlns:w16sdtfl="http://schemas.microsoft.com/office/word/2024/wordml/sdtformatlock" xmlns:w16se="http://schemas.microsoft.com/office/word/2015/wordml/symex" mc:Ignorable="w14 w15 w16se w16cid w16 w16cex w16sdtdh w16sdtfl w16du">
   <w:docDefaults>
     <w:rPrDefault>
       <w:rPr>
@@ -7025,7 +7033,7 @@
       </w:pPr>
     </w:pPrDefault>
   </w:docDefaults>
-  <w:latentStyles w:defLockedState="0" w:defUIPriority="99" w:defSemiHidden="0" w:defUnhideWhenUsed="0" w:defQFormat="0" w:count="371">
+  <w:latentStyles w:defLockedState="0" w:defUIPriority="99" w:defSemiHidden="0" w:defUnhideWhenUsed="0" w:defQFormat="0" w:count="376">
     <w:lsdException w:name="Normal" w:uiPriority="0" w:qFormat="1"/>
     <w:lsdException w:name="heading 1" w:uiPriority="9" w:qFormat="1"/>
     <w:lsdException w:name="heading 2" w:semiHidden="1" w:uiPriority="9" w:unhideWhenUsed="1" w:qFormat="1"/>
@@ -7397,6 +7405,11 @@
     <w:lsdException w:name="List Table 5 Dark Accent 6" w:uiPriority="50"/>
     <w:lsdException w:name="List Table 6 Colorful Accent 6" w:uiPriority="51"/>
     <w:lsdException w:name="List Table 7 Colorful Accent 6" w:uiPriority="52"/>
+    <w:lsdException w:name="Mention" w:semiHidden="1" w:unhideWhenUsed="1"/>
+    <w:lsdException w:name="Smart Hyperlink" w:semiHidden="1" w:unhideWhenUsed="1"/>
+    <w:lsdException w:name="Hashtag" w:semiHidden="1" w:unhideWhenUsed="1"/>
+    <w:lsdException w:name="Unresolved Mention" w:semiHidden="1" w:unhideWhenUsed="1"/>
+    <w:lsdException w:name="Smart Link" w:semiHidden="1" w:unhideWhenUsed="1"/>
   </w:latentStyles>
   <w:style w:type="paragraph" w:default="1" w:styleId="a">
     <w:name w:val="Normal"/>
@@ -7447,14 +7460,6 @@
     <w:name w:val="30FC11F5C3A14DF8914874C31818226C"/>
     <w:rsid w:val="00F26B97"/>
   </w:style>
-  <w:style w:type="paragraph" w:customStyle="1" w:styleId="8F3D4B7E479C4CFAB60946622D226578">
-    <w:name w:val="8F3D4B7E479C4CFAB60946622D226578"/>
-    <w:rsid w:val="00F26B97"/>
-  </w:style>
-  <w:style w:type="paragraph" w:customStyle="1" w:styleId="C1EA15178C6247EEBE6696F9B2CDA446">
-    <w:name w:val="C1EA15178C6247EEBE6696F9B2CDA446"/>
-    <w:rsid w:val="0025293E"/>
-  </w:style>
   <w:style w:type="paragraph" w:customStyle="1" w:styleId="761D568708A242B58871BA3679220AA6">
     <w:name w:val="761D568708A242B58871BA3679220AA6"/>
     <w:rsid w:val="007A67CC"/>
@@ -7463,7 +7468,7 @@
 </file>
 
 <file path=word/glossary/webSettings.xml><?xml version="1.0" encoding="utf-8"?>
-<w:webSettings xmlns:mc="http://schemas.openxmlformats.org/markup-compatibility/2006" xmlns:r="http://schemas.openxmlformats.org/officeDocument/2006/relationships" xmlns:w="http://schemas.openxmlformats.org/wordprocessingml/2006/main" xmlns:w14="http://schemas.microsoft.com/office/word/2010/wordml" xmlns:w15="http://schemas.microsoft.com/office/word/2012/wordml" xmlns:w16se="http://schemas.microsoft.com/office/word/2015/wordml/symex" mc:Ignorable="w14 w15 w16se">
+<w:webSettings xmlns:mc="http://schemas.openxmlformats.org/markup-compatibility/2006" xmlns:r="http://schemas.openxmlformats.org/officeDocument/2006/relationships" xmlns:w="http://schemas.openxmlformats.org/wordprocessingml/2006/main" xmlns:w14="http://schemas.microsoft.com/office/word/2010/wordml" xmlns:w15="http://schemas.microsoft.com/office/word/2012/wordml" xmlns:w16cex="http://schemas.microsoft.com/office/word/2018/wordml/cex" xmlns:w16cid="http://schemas.microsoft.com/office/word/2016/wordml/cid" xmlns:w16="http://schemas.microsoft.com/office/word/2018/wordml" xmlns:w16du="http://schemas.microsoft.com/office/word/2023/wordml/word16du" xmlns:w16sdtdh="http://schemas.microsoft.com/office/word/2020/wordml/sdtdatahash" xmlns:w16sdtfl="http://schemas.microsoft.com/office/word/2024/wordml/sdtformatlock" xmlns:w16se="http://schemas.microsoft.com/office/word/2015/wordml/symex" mc:Ignorable="w14 w15 w16se w16cid w16 w16cex w16sdtdh w16sdtfl w16du">
   <w:optimizeForBrowser/>
   <w:allowPNG/>
 </w:webSettings>

--- a/docs/6k/diploma/МПР2026-Отзыв_руководителя_ВКР.docx
+++ b/docs/6k/diploma/МПР2026-Отзыв_руководителя_ВКР.docx
@@ -529,7 +529,7 @@
         <w:jc w:val="both"/>
         <w:rPr>
           <w:rFonts w:ascii="Times New Roman" w:hAnsi="Times New Roman"/>
-          <w:color w:val="FF0000"/>
+          <w:color w:val="000000" w:themeColor="text1"/>
           <w:sz w:val="24"/>
           <w:szCs w:val="24"/>
         </w:rPr>
@@ -537,38 +537,31 @@
       <w:r>
         <w:rPr>
           <w:rFonts w:ascii="Times New Roman" w:hAnsi="Times New Roman"/>
-          <w:color w:val="FF0000"/>
+          <w:color w:val="000000" w:themeColor="text1"/>
           <w:sz w:val="24"/>
           <w:szCs w:val="24"/>
         </w:rPr>
-        <w:t>Дипломный проект "</w:t>
+        <w:t xml:space="preserve">Магистерская диссертация </w:t>
       </w:r>
+      <w:proofErr w:type="spellStart"/>
       <w:r>
         <w:rPr>
           <w:rFonts w:ascii="Times New Roman" w:hAnsi="Times New Roman"/>
-          <w:color w:val="EE0000"/>
+          <w:color w:val="000000" w:themeColor="text1"/>
           <w:sz w:val="24"/>
           <w:szCs w:val="24"/>
         </w:rPr>
-        <w:t>Проектирование и разработка интерактивной информационной системы обучения и проверки навыков программирования</w:t>
+        <w:t>Голосуева</w:t>
       </w:r>
+      <w:proofErr w:type="spellEnd"/>
       <w:r>
         <w:rPr>
           <w:rFonts w:ascii="Times New Roman" w:hAnsi="Times New Roman"/>
-          <w:color w:val="FF0000"/>
+          <w:color w:val="000000" w:themeColor="text1"/>
           <w:sz w:val="24"/>
           <w:szCs w:val="24"/>
         </w:rPr>
-        <w:t>" является качественной и профессионально выполненной работой, отвечающей современным требованиям и стандартам. Студент продемонстрировал отличные знания в области программирования, умение решать сложные задачи и создавать полезные продукты. Рекомендую оценить данный проект на высоком уровне и считаю, что он заслуживает высокой оценки.</w:t>
-      </w:r>
-      <w:r>
-        <w:rPr>
-          <w:rFonts w:ascii="Times New Roman" w:hAnsi="Times New Roman"/>
-          <w:color w:val="FF0000"/>
-          <w:sz w:val="24"/>
-          <w:szCs w:val="24"/>
-        </w:rPr>
-        <w:t xml:space="preserve"> </w:t>
+        <w:t xml:space="preserve"> Данила Витальевича посвящена разработке интерактивной информационной системы для обучения программированию и автоматизированной проверки практических навыков обучающихся. Тема актуальна, поскольку образовательные организации и онлайн-платформы нуждаются в эффективных инструментах практического обучения, проверки решений и предоставления обратной связи.</w:t>
       </w:r>
     </w:p>
     <w:p>
@@ -582,11 +575,20 @@
         <w:jc w:val="both"/>
         <w:rPr>
           <w:rFonts w:ascii="Times New Roman" w:hAnsi="Times New Roman"/>
-          <w:color w:val="FF0000"/>
+          <w:color w:val="000000" w:themeColor="text1"/>
           <w:sz w:val="24"/>
           <w:szCs w:val="24"/>
         </w:rPr>
       </w:pPr>
+      <w:r>
+        <w:rPr>
+          <w:rFonts w:ascii="Times New Roman" w:hAnsi="Times New Roman"/>
+          <w:color w:val="000000" w:themeColor="text1"/>
+          <w:sz w:val="24"/>
+          <w:szCs w:val="24"/>
+        </w:rPr>
+        <w:t>Автором проведен анализ предметной области, определены требования к системе, обоснован выбор архитектурных и технологических решений. Практическим результатом стала программная система, включающая серверную часть, пользовательский веб-интерфейс и компоненты для выполнения и проверки программных решений. Особого внимания заслуживают механизм автоматической проверки заданий и изолированное выполнение пользовательского кода.</w:t>
+      </w:r>
     </w:p>
     <w:p>
       <w:pPr>
@@ -595,14 +597,96 @@
         <w:autoSpaceDN w:val="0"/>
         <w:adjustRightInd w:val="0"/>
         <w:spacing w:after="0" w:line="240" w:lineRule="auto"/>
-        <w:ind w:right="132"/>
-        <w:rPr>
-          <w:rFonts w:ascii="Times New Roman" w:hAnsi="Times New Roman"/>
-          <w:color w:val="000000"/>
+        <w:ind w:right="132" w:firstLine="708"/>
+        <w:jc w:val="both"/>
+        <w:rPr>
+          <w:rFonts w:ascii="Times New Roman" w:hAnsi="Times New Roman"/>
+          <w:color w:val="000000" w:themeColor="text1"/>
           <w:sz w:val="24"/>
           <w:szCs w:val="24"/>
         </w:rPr>
       </w:pPr>
+      <w:r>
+        <w:rPr>
+          <w:rFonts w:ascii="Times New Roman" w:hAnsi="Times New Roman"/>
+          <w:color w:val="000000" w:themeColor="text1"/>
+          <w:sz w:val="24"/>
+          <w:szCs w:val="24"/>
+        </w:rPr>
+        <w:t>Работа демонстрирует уверенное владение современными технологиями разработки, понимание принципов построения модульных и масштабируемых программных систем, а также имеет прикладную ценность для использования в учебном процессе и самостоятельной подготовке обучающихся.</w:t>
+      </w:r>
+    </w:p>
+    <w:p>
+      <w:pPr>
+        <w:shd w:val="clear" w:color="auto" w:fill="FFFFFF"/>
+        <w:autoSpaceDE w:val="0"/>
+        <w:autoSpaceDN w:val="0"/>
+        <w:adjustRightInd w:val="0"/>
+        <w:spacing w:after="0" w:line="240" w:lineRule="auto"/>
+        <w:ind w:right="132" w:firstLine="708"/>
+        <w:jc w:val="both"/>
+        <w:rPr>
+          <w:rFonts w:ascii="Times New Roman" w:hAnsi="Times New Roman"/>
+          <w:color w:val="000000" w:themeColor="text1"/>
+          <w:sz w:val="24"/>
+          <w:szCs w:val="24"/>
+        </w:rPr>
+      </w:pPr>
+      <w:r>
+        <w:rPr>
+          <w:rFonts w:ascii="Times New Roman" w:hAnsi="Times New Roman"/>
+          <w:color w:val="000000" w:themeColor="text1"/>
+          <w:sz w:val="24"/>
+          <w:szCs w:val="24"/>
+        </w:rPr>
+        <w:t>В качестве замечаний можно отметить, что нагрузочное тестирование и сравнение с существующими образовательными платформами могли бы быть раскрыты подробнее. Указанные замечания носят рекомендательный характер.</w:t>
+      </w:r>
+    </w:p>
+    <w:p>
+      <w:pPr>
+        <w:shd w:val="clear" w:color="auto" w:fill="FFFFFF"/>
+        <w:autoSpaceDE w:val="0"/>
+        <w:autoSpaceDN w:val="0"/>
+        <w:adjustRightInd w:val="0"/>
+        <w:spacing w:after="0" w:line="240" w:lineRule="auto"/>
+        <w:ind w:right="132" w:firstLine="708"/>
+        <w:jc w:val="both"/>
+        <w:rPr>
+          <w:rFonts w:ascii="Times New Roman" w:hAnsi="Times New Roman"/>
+          <w:color w:val="000000" w:themeColor="text1"/>
+          <w:sz w:val="24"/>
+          <w:szCs w:val="24"/>
+        </w:rPr>
+      </w:pPr>
+      <w:r>
+        <w:rPr>
+          <w:rFonts w:ascii="Times New Roman" w:hAnsi="Times New Roman"/>
+          <w:color w:val="000000" w:themeColor="text1"/>
+          <w:sz w:val="24"/>
+          <w:szCs w:val="24"/>
+        </w:rPr>
+        <w:t xml:space="preserve">В целом магистерская диссертация </w:t>
+      </w:r>
+      <w:proofErr w:type="spellStart"/>
+      <w:r>
+        <w:rPr>
+          <w:rFonts w:ascii="Times New Roman" w:hAnsi="Times New Roman"/>
+          <w:color w:val="000000" w:themeColor="text1"/>
+          <w:sz w:val="24"/>
+          <w:szCs w:val="24"/>
+        </w:rPr>
+        <w:t>Голосуева</w:t>
+      </w:r>
+      <w:proofErr w:type="spellEnd"/>
+      <w:r>
+        <w:rPr>
+          <w:rFonts w:ascii="Times New Roman" w:hAnsi="Times New Roman"/>
+          <w:color w:val="000000" w:themeColor="text1"/>
+          <w:sz w:val="24"/>
+          <w:szCs w:val="24"/>
+        </w:rPr>
+        <w:t xml:space="preserve"> Данила Витальевича является завершенной квалификационной работой, соответствует требованиям по направлению 09.04.04 «Программная инженерия» и заслуживает положительной оценки, а ее автор — присвоения квалификации магистра.</w:t>
+      </w:r>
     </w:p>
     <w:p>
       <w:pPr>
@@ -957,19 +1041,6 @@
         <w:t>г.</w:t>
       </w:r>
     </w:p>
-    <w:p>
-      <w:pPr>
-        <w:suppressAutoHyphens/>
-        <w:spacing w:after="0" w:line="360" w:lineRule="auto"/>
-        <w:jc w:val="both"/>
-        <w:rPr>
-          <w:rFonts w:ascii="Times New Roman" w:hAnsi="Times New Roman"/>
-          <w:i/>
-          <w:sz w:val="28"/>
-          <w:szCs w:val="28"/>
-        </w:rPr>
-      </w:pPr>
-    </w:p>
     <w:sectPr>
       <w:pgSz w:w="11906" w:h="16838"/>
       <w:pgMar w:top="1134" w:right="567" w:bottom="851" w:left="1134" w:header="709" w:footer="1061" w:gutter="0"/>
@@ -1054,7 +1125,7 @@
         <v:path o:extrusionok="f" gradientshapeok="t" o:connecttype="rect"/>
         <o:lock v:ext="edit" aspectratio="t"/>
       </v:shapetype>
-      <v:shape id="_x0000_i1025" type="#_x0000_t75" style="width:6.45pt;height:17.55pt;visibility:visible" o:bullet="t">
+      <v:shape id="_x0000_i1025" type="#_x0000_t75" style="width:6.55pt;height:17.45pt;visibility:visible" o:bullet="t">
         <v:imagedata r:id="rId1" o:title="2F6C9721"/>
       </v:shape>
     </w:pict>
@@ -5714,7 +5785,6 @@
   <w:style w:type="character" w:default="1" w:styleId="a0">
     <w:name w:val="Default Paragraph Font"/>
     <w:uiPriority w:val="1"/>
-    <w:semiHidden/>
     <w:unhideWhenUsed/>
   </w:style>
   <w:style w:type="table" w:default="1" w:styleId="a1">
@@ -6990,7 +7060,9 @@
     <w:rsid w:val="00791418"/>
     <w:rsid w:val="007A67CC"/>
     <w:rsid w:val="008110AC"/>
+    <w:rsid w:val="008D39C0"/>
     <w:rsid w:val="00930D60"/>
+    <w:rsid w:val="00AE569F"/>
     <w:rsid w:val="00B740AE"/>
     <w:rsid w:val="00F26B97"/>
     <w:rsid w:val="00F50C00"/>
